--- a/c11/FILM-Excel-11-Comparare.docx
+++ b/c11/FILM-Excel-11-Comparare.docx
@@ -9,7 +9,7 @@
           <w:color w:val="000000"/>
           <w:sz w:val="44"/>
         </w:rPr>
-        <w:t>FILM · C11 COMPARAȚII · CINE CONDUCE</w:t>
+        <w:t>FILM · C11 CONSTRUIREA CLASAMENTELOR</w:t>
       </w:r>
     </w:p>
     <w:p>
@@ -2759,7 +2759,7 @@
           <w:rFonts w:ascii="Calibri" w:hAnsi="Calibri"/>
           <w:sz w:val="20"/>
         </w:rPr>
-        <w:t>Predat către C12 INTERPRETARE.</w:t>
+        <w:t>Predat către C12 INTERPRETAREA REZULTATELOR.</w:t>
       </w:r>
     </w:p>
     <w:sectPr>
